--- a/展演活动申报书_智引灵.docx
+++ b/展演活动申报书_智引灵.docx
@@ -1762,7 +1762,7 @@
         <w:rPr>
           <w:rFonts w:hint="eastAsia"/>
         </w:rPr>
-        <w:t xml:space="preserve">本作品精准定位于学科应用组的智能体方向，聚焦高等教育与终身学习领域中”学习者面对复杂在线平台操作困难”这一真实痛点。在终身学习的时代背景下，学习已不再局限于校园——成人学习者重返在线课堂提升职业技能，老年人通过互联网学习健康养生知识，职场人在MOOC平台持续进修——但复杂的网页操作往往成为他们学习路上的第一道障碍。选课入口在哪、作业在哪里提交、成绩查询怎么走、竞赛报名链接怎么找到，这些问题看似微小，却在实际学习中造成了显著的认知负荷和时间浪费，对数字素养较低的学习群体影响尤为严重。</w:t>
+        <w:t xml:space="preserve">本作品精准定位于学科应用组的智能体方向，聚焦高等教育与终身学习领域中”学习者面对复杂在线平台操作困难”这一真实痛点。在终身学习的时代背景下，学习已不再局限于校园——成人学习者重返在线课堂提升职业技能，老年人通过互联网学习健康养生知识，职场人在MOOC平台持续进修——但复杂的网页操作往往成为他们学习路上的第一道障碍。选课入口在哪、作业在哪里提交、成绩查询怎么走、竞赛报名链接怎么找到、老年大学的课程回放在哪看——不同群体有各自的困扰，这些问题看似微小，却在实际学习中造成了显著的认知负荷和时间浪费，对数字素养较低的学习群体影响尤为严重。</w:t>
       </w:r>
     </w:p>
     <w:p>
@@ -2161,7 +2161,7 @@
         <w:rPr>
           <w:rFonts w:hint="eastAsia"/>
         </w:rPr>
-        <w:t xml:space="preserve">4.6/5。数字人”智引灵”的角色设定为温暖、耐心的大学虚拟助教，其设计理念——</w:t>
+        <w:t xml:space="preserve">4.6/5。数字人”智引灵”的角色设定为温暖、耐心的智慧教育虚拟助教，其设计理念——</w:t>
       </w:r>
       <w:r>
         <w:rPr>

--- a/展演活动申报书_智引灵.docx
+++ b/展演活动申报书_智引灵.docx
@@ -1485,13 +1485,13 @@
         <w:t xml:space="preserve">语音识别与</w:t>
       </w:r>
       <w:r>
-        <w:t xml:space="preserve"> Chrome TTS </w:t>
-      </w:r>
-      <w:r>
-        <w:rPr>
-          <w:rFonts w:hint="eastAsia"/>
-        </w:rPr>
-        <w:t xml:space="preserve">语音合成；展现层采用</w:t>
+        <w:t xml:space="preserve"> CosyVoice2 TTS </w:t>
+      </w:r>
+      <w:r>
+        <w:rPr>
+          <w:rFonts w:hint="eastAsia"/>
+        </w:rPr>
+        <w:t xml:space="preserve">神经语音合成；展现层采用</w:t>
       </w:r>
       <w:r>
         <w:t xml:space="preserve"> SVG </w:t>
@@ -1956,13 +1956,22 @@
         <w:t xml:space="preserve">ASR（SiliconFlow）语音识别</w:t>
       </w:r>
       <w:r>
-        <w:t xml:space="preserve"> + Chrome TTS </w:t>
-      </w:r>
-      <w:r>
-        <w:rPr>
-          <w:rFonts w:hint="eastAsia"/>
-        </w:rPr>
-        <w:t xml:space="preserve">本地语音合成，端到端延迟控制在</w:t>
+        <w:t xml:space="preserve"> + CosyVoice2 </w:t>
+      </w:r>
+      <w:r>
+        <w:rPr>
+          <w:rFonts w:hint="eastAsia"/>
+        </w:rPr>
+        <w:t xml:space="preserve">TTS（SiliconFlow）神经语音合成（claire</w:t>
+      </w:r>
+      <w:r>
+        <w:t xml:space="preserve"> </w:t>
+      </w:r>
+      <w:r>
+        <w:rPr>
+          <w:rFonts w:hint="eastAsia"/>
+        </w:rPr>
+        <w:t xml:space="preserve">温柔女声），端到端延迟控制在</w:t>
       </w:r>
       <w:r>
         <w:t xml:space="preserve"> 3 </w:t>
@@ -1971,7 +1980,25 @@
         <w:rPr>
           <w:rFonts w:hint="eastAsia"/>
         </w:rPr>
-        <w:t xml:space="preserve">秒以内。</w:t>
+        <w:t xml:space="preserve">秒以内，Chrome</w:t>
+      </w:r>
+      <w:r>
+        <w:t xml:space="preserve"> </w:t>
+      </w:r>
+      <w:r>
+        <w:rPr>
+          <w:rFonts w:hint="eastAsia"/>
+        </w:rPr>
+        <w:t xml:space="preserve">内置</w:t>
+      </w:r>
+      <w:r>
+        <w:t xml:space="preserve"> TTS </w:t>
+      </w:r>
+      <w:r>
+        <w:rPr>
+          <w:rFonts w:hint="eastAsia"/>
+        </w:rPr>
+        <w:t xml:space="preserve">作为降级兜底。</w:t>
       </w:r>
     </w:p>
     <w:p>
